--- a/public/downloads/27_Procuracao_Especifica_Venda.docx
+++ b/public/downloads/27_Procuracao_Especifica_Venda.docx
@@ -8,12 +8,12 @@
       </w:pPr>
       <w:r>
         <w:rPr>
-          <w:rFonts w:ascii="Arial" w:hAnsi="Arial"/>
+          <w:rFonts w:ascii="Times New Roman" w:hAnsi="Times New Roman"/>
           <w:b/>
-          <w:color w:val="1A2C4C"/>
+          <w:color w:val="0A192F"/>
           <w:sz w:val="26"/>
         </w:rPr>
-        <w:t>PROCURAÇÃO COM PODERES ESPECÍFICOS PARA VENDA DE IMÓVEL</w:t>
+        <w:t>INSTRUMENTO DE PROCURAÇÃO COM PODERES ESPECIAIS E EXPRESSOS PARA ALIENAÇÃO E VENDA DE BEM IMÓVEL</w:t>
       </w:r>
     </w:p>
     <w:p>
@@ -22,12 +22,12 @@
       </w:pPr>
       <w:r>
         <w:rPr>
-          <w:rFonts w:ascii="Arial" w:hAnsi="Arial"/>
+          <w:rFonts w:ascii="Times New Roman" w:hAnsi="Times New Roman"/>
           <w:i/>
-          <w:color w:val="787878"/>
-          <w:sz w:val="19"/>
+          <w:color w:val="5A5A5A"/>
+          <w:sz w:val="20"/>
         </w:rPr>
-        <w:t>Acervo de Segurança Jurídica • Módulo 3: Vida Civil e Finanças • Banca Andrade &amp; Florio</w:t>
+        <w:t>Em Cumprimento Obrigatório ao Artigo 661, § 1º, do Código Civil Brasileiro</w:t>
       </w:r>
     </w:p>
     <w:p/>
@@ -45,7 +45,7 @@
         <w:tc>
           <w:tcPr>
             <w:tcW w:type="dxa" w:w="9360"/>
-            <w:shd w:fill="F4F5F7"/>
+            <w:shd w:fill="F8F9FA"/>
           </w:tcPr>
           <w:p>
             <w:pPr>
@@ -56,10 +56,12 @@
               <w:rPr>
                 <w:rFonts w:ascii="Arial" w:hAnsi="Arial"/>
                 <w:b/>
-                <w:color w:val="B48214"/>
-                <w:sz w:val="19"/>
+                <w:color w:val="8C640F"/>
+                <w:sz w:val="18"/>
               </w:rPr>
-              <w:t>💡 NOTA TÉCNICA DO ADVOGADO: Segurança máxima: limita os poderes do procurador exclusivamente para vender o imóvel descrito sem abrir mão de outros bens.</w:t>
+              <w:t>ORIENTAÇÃO TÉCNICA E SEGURANÇA JURÍDICA (ANDRADE &amp; FLORIO):</w:t>
+              <w:br/>
+              <w:t>A alienação de imóvel exige mandato com poderes expressos e especiais (art. 661, § 1º, CC). O imóvel deve estar perfeitamente individualizado por sua matrícula, cartório e dados cadastrais, e as condições mínimas de preço devem constar expressamente para resguardar o patrimônio do outorgante.</w:t>
             </w:r>
           </w:p>
         </w:tc>
@@ -68,73 +70,167 @@
     <w:p/>
     <w:p>
       <w:pPr>
-        <w:pStyle w:val="Heading2"/>
+        <w:spacing w:line="300" w:lineRule="auto" w:after="240"/>
+        <w:jc w:val="both"/>
       </w:pPr>
       <w:r>
-        <w:t>QUALIFICAÇÃO DAS PARTES</w:t>
-      </w:r>
-    </w:p>
-    <w:p>
-      <w:r>
-        <w:t>OUTORGANTE confere poderes específicos ao OUTORGADO.</w:t>
+        <w:rPr>
+          <w:rFonts w:ascii="Times New Roman" w:hAnsi="Times New Roman"/>
+          <w:color w:val="1E1E1E"/>
+          <w:sz w:val="22"/>
+        </w:rPr>
+        <w:t>OUTORGANTE:</w:t>
+        <w:br/>
+        <w:t>[NOME COMPLETO DO OUTORGANTE], nacionalidade: [NACIONALIDADE], estado civil: [ESTADO CIVIL - se casado, qualificar cônjuge anuente], profissão: [PROFISSÃO], RG nº [RG], CPF nº [CPF], residente na [ENDEREÇO COMPLETO];</w:t>
+        <w:br/>
+        <w:br/>
+        <w:t>OUTORGADO:</w:t>
+        <w:br/>
+        <w:t>[NOME COMPLETO DO OUTORGADO], nacionalidade: [NACIONALIDADE], estado civil: [ESTADO CIVIL], profissão: [PROFISSÃO], RG nº [RG], CPF nº [CPF], residente na [ENDEREÇO COMPLETO];</w:t>
+        <w:br/>
+        <w:br/>
+        <w:t>Pelo presente instrumento, constitui o Outorgado seu bastante procurador para os seguintes fins específicos:</w:t>
       </w:r>
     </w:p>
     <w:p>
       <w:pPr>
-        <w:spacing w:before="200" w:after="40"/>
+        <w:spacing w:before="240" w:after="60"/>
       </w:pPr>
       <w:r>
         <w:rPr>
-          <w:rFonts w:ascii="Arial" w:hAnsi="Arial"/>
+          <w:rFonts w:ascii="Times New Roman" w:hAnsi="Times New Roman"/>
           <w:b/>
-          <w:color w:val="1A2C4C"/>
+          <w:color w:val="0A192F"/>
           <w:sz w:val="22"/>
         </w:rPr>
-        <w:t>PODERES ESPECÍFICOS</w:t>
+        <w:t>DO OBJETO E INDIVIDUALIZAÇÃO DO IMÓVEL</w:t>
       </w:r>
     </w:p>
     <w:p>
       <w:pPr>
-        <w:spacing w:before="0" w:after="120" w:line="276" w:lineRule="auto"/>
+        <w:spacing w:before="0" w:after="160" w:line="300" w:lineRule="auto"/>
+        <w:jc w:val="both"/>
       </w:pPr>
       <w:r>
         <w:rPr>
-          <w:rFonts w:ascii="Arial" w:hAnsi="Arial"/>
-          <w:color w:val="282828"/>
-          <w:sz w:val="20"/>
+          <w:rFonts w:ascii="Times New Roman" w:hAnsi="Times New Roman"/>
+          <w:color w:val="1E1E1E"/>
+          <w:sz w:val="21"/>
         </w:rPr>
-        <w:t>Poderes restritos e exclusivos para negociar, assinar escritura e dar quitação da venda do imóvel matriculado sob nº [MATRÍCULA] no CRI de [COMARCA].</w:t>
+        <w:t>O mandato é conferido com o PODER EXCLUSIVO de vender, alienar, prometer à venda ou transferir o seguinte imóvel de propriedade do Outorgante:</w:t>
+        <w:br/>
+        <w:t>• Imóvel: [DESCREVER O BEM, Ex: Apartamento nº X situado na Rua Y, com vaga de garagem Z]</w:t>
+        <w:br/>
+        <w:t>• Matrícula Registral nº: [NÚMERO DA MATRÍCULA]</w:t>
+        <w:br/>
+        <w:t>• Cartório de Registro: [OFICIAL DE REGISTRO DE IMÓVEIS DA COMARCA DE X]</w:t>
+        <w:br/>
+        <w:t>• Inscrição Municipal / IPTU: [NÚMERO CADASTRAL]</w:t>
       </w:r>
     </w:p>
     <w:p>
+      <w:pPr>
+        <w:spacing w:before="240" w:after="60"/>
+      </w:pPr>
       <w:r>
+        <w:rPr>
+          <w:rFonts w:ascii="Times New Roman" w:hAnsi="Times New Roman"/>
+          <w:b/>
+          <w:color w:val="0A192F"/>
+          <w:sz w:val="22"/>
+        </w:rPr>
+        <w:t>DOS PODERES ESPECIAIS E PREÇO MÍNIMO</w:t>
+      </w:r>
+    </w:p>
+    <w:p>
+      <w:pPr>
+        <w:spacing w:before="0" w:after="160" w:line="300" w:lineRule="auto"/>
+        <w:jc w:val="both"/>
+      </w:pPr>
+      <w:r>
+        <w:rPr>
+          <w:rFonts w:ascii="Times New Roman" w:hAnsi="Times New Roman"/>
+          <w:color w:val="1E1E1E"/>
+          <w:sz w:val="21"/>
+        </w:rPr>
+        <w:t>O procurador poderá fixar o preço de venda, que não poderá ser inferior a R$ [VALOR MÍNIMO EM REAIS] ([VALOR POR EXTENSO]), assinar compromisso de compra e venda preliminar, comparecer ao Cartório de Notas competente e assinar a Escritura Pública Definitiva de Compra e Venda, transmitir a posse e domínio, passar recibo e outorgar quitação, com a obrigação inescusável de depositar o numerário recebido na conta bancária de titularidade do Outorgante.</w:t>
+      </w:r>
+    </w:p>
+    <w:p>
+      <w:pPr>
+        <w:spacing w:before="240" w:after="60"/>
+      </w:pPr>
+      <w:r>
+        <w:rPr>
+          <w:rFonts w:ascii="Times New Roman" w:hAnsi="Times New Roman"/>
+          <w:b/>
+          <w:color w:val="0A192F"/>
+          <w:sz w:val="22"/>
+        </w:rPr>
+        <w:t>DO DEVER DE PRESTAÇÃO DE CONTAS E PRAZO DE VALIDADE</w:t>
+      </w:r>
+    </w:p>
+    <w:p>
+      <w:pPr>
+        <w:spacing w:before="0" w:after="160" w:line="300" w:lineRule="auto"/>
+        <w:jc w:val="both"/>
+      </w:pPr>
+      <w:r>
+        <w:rPr>
+          <w:rFonts w:ascii="Times New Roman" w:hAnsi="Times New Roman"/>
+          <w:color w:val="1E1E1E"/>
+          <w:sz w:val="21"/>
+        </w:rPr>
+        <w:t>O mandatário obriga-se a prestar contas minuciosas da negociação em até 48 horas da formalização da escritura pública (art. 668 do Código Civil). O presente instrumento tem prazo de vigência de [180 DIAS], vedado o substabelecimento.</w:t>
+      </w:r>
+    </w:p>
+    <w:p>
+      <w:pPr>
+        <w:spacing w:before="360" w:after="480"/>
+      </w:pPr>
+      <w:r>
+        <w:rPr>
+          <w:rFonts w:ascii="Times New Roman" w:hAnsi="Times New Roman"/>
+          <w:sz w:val="21"/>
+        </w:rPr>
+        <w:t>E, por estarem assim justas, acordadas e contratadas, as partes firmam o presente instrumento em 02 (duas) vias de igual teor e forma, na presença das 02 (duas) testemunhas instrumentárias abaixo qualificadas, que a tudo assistiram e dão fé.</w:t>
+        <w:br/>
         <w:br/>
         <w:t>[CIDADE/UF], [DIA] de [MÊS] de 202[X].</w:t>
         <w:br/>
         <w:br/>
-      </w:r>
-    </w:p>
-    <w:p>
-      <w:r>
-        <w:t>_________________________________________</w:t>
         <w:br/>
-        <w:t>PRIMEIRA PARTE / CONTRATANTE</w:t>
+        <w:t>___________________________________________________________</w:t>
+        <w:br/>
+        <w:t>PRIMEIRA PARTE</w:t>
+        <w:br/>
+        <w:t>CPF/CNPJ nº [NÚMERO]</w:t>
         <w:br/>
         <w:br/>
-        <w:t>_________________________________________</w:t>
         <w:br/>
-        <w:t>SEGUNDA PARTE / CONTRATADA</w:t>
+        <w:t>___________________________________________________________</w:t>
+        <w:br/>
+        <w:t>SEGUNDA PARTE</w:t>
+        <w:br/>
+        <w:t>CPF/CNPJ nº [NÚMERO]</w:t>
         <w:br/>
         <w:br/>
-      </w:r>
-    </w:p>
-    <w:p>
-      <w:r>
-        <w:t>TESTEMUNHAS:</w:t>
         <w:br/>
-        <w:t>1. Nome: ____________________ CPF: ______________</w:t>
+        <w:t>TESTEMUNHAS INSTRUMENTÁRIAS:</w:t>
         <w:br/>
-        <w:t>2. Nome: ____________________ CPF: ______________</w:t>
+        <w:br/>
+        <w:t>1. ______________________________________</w:t>
+        <w:br/>
+        <w:t>Nome: [NOME COMPLETO DA TESTEMUNHA 1]</w:t>
+        <w:br/>
+        <w:t>RG nº [NÚMERO] | CPF nº [NÚMERO]</w:t>
+        <w:br/>
+        <w:br/>
+        <w:t>2. ______________________________________</w:t>
+        <w:br/>
+        <w:t>Nome: [NOME COMPLETO DA TESTEMUNHA 2]</w:t>
+        <w:br/>
+        <w:t>RG nº [NÚMERO] | CPF nº [NÚMERO]</w:t>
       </w:r>
     </w:p>
     <w:sectPr>
